--- a/pr-preview/pr-30/chapters/github.docx
+++ b/pr-preview/pr-30/chapters/github.docx
@@ -15,7 +15,7 @@
         <w:pStyle w:val="Date"/>
       </w:pPr>
       <w:r>
-        <w:t xml:space="preserve">Last modified: 2026-10-14 02:06:18 (PDT)</w:t>
+        <w:t xml:space="preserve">Last modified: 2026-10-14 02:55:43 (PDT)</w:t>
       </w:r>
     </w:p>
     <w:p>
@@ -3792,7 +3792,7 @@
         </w:r>
       </w:hyperlink>
       <w:r>
-        <w:t xml:space="preserve">, extolling the virtues of a self-contained, portable projects, for your reference.</w:t>
+        <w:t xml:space="preserve">, extolling the virtues of self-contained, portable projects, for your reference.</w:t>
       </w:r>
     </w:p>
     <w:bookmarkEnd w:id="55"/>
